--- a/legal/Lend-Love-Privacy-Policy.docx
+++ b/legal/Lend-Love-Privacy-Policy.docx
@@ -263,7 +263,7 @@
         <w:jc w:val="both"/>
       </w:pPr>
       <w:r>
-        <w:t xml:space="preserve">This Privacy Policy is incorporated by reference into our Terms of Service available at https://lendlove.com/terms.</w:t>
+        <w:t xml:space="preserve">This Privacy Policy is incorporated by reference into our Terms of Service available at https://lendlovellc.com/terms.</w:t>
       </w:r>
     </w:p>
     <w:p>
@@ -1216,7 +1216,7 @@
         <w:t xml:space="preserve">Deletion</w:t>
       </w:r>
       <w:r>
-        <w:t xml:space="preserve"> — delete your account from within the app (Profile → Account Settings → Delete Account) or via the web at https://lendlove.com/delete-account.</w:t>
+        <w:t xml:space="preserve"> — delete your account from within the app (Profile → Account Settings → Delete Account) or via the web at https://lendlovellc.com/delete-account.</w:t>
       </w:r>
     </w:p>
     <w:p>
@@ -1289,7 +1289,7 @@
         <w:jc w:val="both"/>
       </w:pPr>
       <w:r>
-        <w:t xml:space="preserve">To exercise any of these rights, contact us at privacy@lendlove.com. We may need to verify your identity before fulfilling certain requests.</w:t>
+        <w:t xml:space="preserve">To exercise any of these rights, contact us at privacy@lendlovellc.com. We may need to verify your identity before fulfilling certain requests.</w:t>
       </w:r>
     </w:p>
     <w:p>
@@ -1353,7 +1353,7 @@
         <w:jc w:val="both"/>
       </w:pPr>
       <w:r>
-        <w:t xml:space="preserve">The Service is not intended for individuals under the age of 18. We do not knowingly collect personal information from anyone under 18. If you believe we have collected information from someone under 18, please contact us at privacy@lendlove.com and we will delete it promptly.</w:t>
+        <w:t xml:space="preserve">The Service is not intended for individuals under the age of 18. We do not knowingly collect personal information from anyone under 18. If you believe we have collected information from someone under 18, please contact us at privacy@lendlovellc.com and we will delete it promptly.</w:t>
       </w:r>
     </w:p>
     <w:p>
@@ -1505,25 +1505,25 @@
         <w:jc w:val="both"/>
       </w:pPr>
       <w:r>
-        <w:t xml:space="preserve">Privacy email: privacy@lendlove.com</w:t>
-      </w:r>
-    </w:p>
-    <w:p>
-      <w:pPr>
-        <w:spacing w:after="120" w:line="280"/>
-        <w:jc w:val="both"/>
-      </w:pPr>
-      <w:r>
-        <w:t xml:space="preserve">General Support: support@lendlove.com</w:t>
-      </w:r>
-    </w:p>
-    <w:p>
-      <w:pPr>
-        <w:spacing w:after="120" w:line="280"/>
-        <w:jc w:val="both"/>
-      </w:pPr>
-      <w:r>
-        <w:t xml:space="preserve">Web: https://lendlove.com</w:t>
+        <w:t xml:space="preserve">Privacy email: privacy@lendlovellc.com</w:t>
+      </w:r>
+    </w:p>
+    <w:p>
+      <w:pPr>
+        <w:spacing w:after="120" w:line="280"/>
+        <w:jc w:val="both"/>
+      </w:pPr>
+      <w:r>
+        <w:t xml:space="preserve">General Support: support@lendlovellc.com</w:t>
+      </w:r>
+    </w:p>
+    <w:p>
+      <w:pPr>
+        <w:spacing w:after="120" w:line="280"/>
+        <w:jc w:val="both"/>
+      </w:pPr>
+      <w:r>
+        <w:t xml:space="preserve">Web: https://lendlovellc.com</w:t>
       </w:r>
     </w:p>
     <w:p>

--- a/legal/Lend-Love-Privacy-Policy.docx
+++ b/legal/Lend-Love-Privacy-Policy.docx
@@ -110,7 +110,7 @@
           <w:sz w:val="22"/>
           <w:szCs w:val="22"/>
         </w:rPr>
-        <w:t xml:space="preserve">Document Version 1.0  •  Generated June 11, 2026</w:t>
+        <w:t xml:space="preserve">Document Version 1.0  •  Generated June 12, 2026</w:t>
       </w:r>
     </w:p>
     <w:p>
@@ -1024,27 +1024,36 @@
           <w:b/>
           <w:bCs/>
         </w:rPr>
-        <w:t xml:space="preserve">6. International Data Transfers</w:t>
-      </w:r>
-    </w:p>
-    <w:p>
-      <w:pPr>
-        <w:spacing w:after="120" w:line="280"/>
-        <w:jc w:val="both"/>
-      </w:pPr>
-      <w:r>
-        <w:t xml:space="preserve">Lend Love is based in </w:t>
-      </w:r>
-      <w:r>
-        <w:rPr>
-          <w:b/>
-          <w:bCs/>
-          <w:color w:val="C00000"/>
-        </w:rPr>
-        <w:t xml:space="preserve">[JURISDICTION TO BE INSERTED]</w:t>
-      </w:r>
-      <w:r>
-        <w:t xml:space="preserve">. Your information may be processed in countries where our service providers operate, including the United States and the European Economic Area. For transfers from the EU or UK, we rely on Standard Contractual Clauses approved by the European Commission, adequacy decisions where applicable, or your explicit consent.</w:t>
+        <w:t xml:space="preserve">6. Data Retention</w:t>
+      </w:r>
+    </w:p>
+    <w:p>
+      <w:pPr>
+        <w:spacing w:after="120" w:line="280"/>
+        <w:jc w:val="both"/>
+      </w:pPr>
+      <w:r>
+        <w:t xml:space="preserve">We retain personal information only as long as needed to provide the Service or as required by law. Account profiles are retained while the account is active plus 30 days after deletion. Loan records are retained for </w:t>
+      </w:r>
+      <w:r>
+        <w:rPr>
+          <w:b/>
+          <w:bCs/>
+        </w:rPr>
+        <w:t xml:space="preserve">7 years</w:t>
+      </w:r>
+      <w:r>
+        <w:t xml:space="preserve"> after loan closure (US lending recordkeeping requirement). Signed loan agreements are retained for 7 years with the name redacted upon account deletion. KYC documents are retained for </w:t>
+      </w:r>
+      <w:r>
+        <w:rPr>
+          <w:b/>
+          <w:bCs/>
+        </w:rPr>
+        <w:t xml:space="preserve">5 years</w:t>
+      </w:r>
+      <w:r>
+        <w:t xml:space="preserve"> after account closure under the AML Bank Secrecy Act. Transaction logs are retained for 7 years for tax and audit purposes. Chat messages are retained while the account is active plus 90 days. Support tickets are retained for 3 years. Audit logs of administrative actions are retained for 7 years for compliance. Server and device logs are retained for 90 days. After the retention period, we securely delete or anonymize the information.</w:t>
       </w:r>
     </w:p>
     <w:p>
@@ -1057,36 +1066,16 @@
           <w:b/>
           <w:bCs/>
         </w:rPr>
-        <w:t xml:space="preserve">7. Data Retention</w:t>
-      </w:r>
-    </w:p>
-    <w:p>
-      <w:pPr>
-        <w:spacing w:after="120" w:line="280"/>
-        <w:jc w:val="both"/>
-      </w:pPr>
-      <w:r>
-        <w:t xml:space="preserve">We retain personal information only as long as needed to provide the Service or as required by law. Account profiles are retained while the account is active plus 30 days after deletion. Loan records are retained for </w:t>
-      </w:r>
-      <w:r>
-        <w:rPr>
-          <w:b/>
-          <w:bCs/>
-        </w:rPr>
-        <w:t xml:space="preserve">7 years</w:t>
-      </w:r>
-      <w:r>
-        <w:t xml:space="preserve"> after loan closure (US lending recordkeeping requirement). Signed loan agreements are retained for 7 years with the name redacted upon account deletion. KYC documents are retained for </w:t>
-      </w:r>
-      <w:r>
-        <w:rPr>
-          <w:b/>
-          <w:bCs/>
-        </w:rPr>
-        <w:t xml:space="preserve">5 years</w:t>
-      </w:r>
-      <w:r>
-        <w:t xml:space="preserve"> after account closure under the AML Bank Secrecy Act. Transaction logs are retained for 7 years for tax and audit purposes. Chat messages are retained while the account is active plus 90 days. Support tickets are retained for 3 years. Audit logs of administrative actions are retained for 7 years for compliance. Server and device logs are retained for 90 days. After the retention period, we securely delete or anonymize the information.</w:t>
+        <w:t xml:space="preserve">7. Security</w:t>
+      </w:r>
+    </w:p>
+    <w:p>
+      <w:pPr>
+        <w:spacing w:after="120" w:line="280"/>
+        <w:jc w:val="both"/>
+      </w:pPr>
+      <w:r>
+        <w:t xml:space="preserve">We implement reasonable administrative, technical, and physical safeguards including: encryption in transit via TLS 1.3; encryption at rest for sensitive data (KYC documents stored with Google Cloud KMS); access controls restricting employee access to personal information on a need-to-know basis; mandatory two-factor authentication for all administrative accounts; regular security audits and vulnerability scanning; tokenization of payment data so raw card numbers never touch our servers; and audit logging of all administrative actions. No method of transmission or storage is 100% secure. While we strive to protect your information, we cannot guarantee absolute security.</w:t>
       </w:r>
     </w:p>
     <w:p>
@@ -1099,16 +1088,16 @@
           <w:b/>
           <w:bCs/>
         </w:rPr>
-        <w:t xml:space="preserve">8. Security</w:t>
-      </w:r>
-    </w:p>
-    <w:p>
-      <w:pPr>
-        <w:spacing w:after="120" w:line="280"/>
-        <w:jc w:val="both"/>
-      </w:pPr>
-      <w:r>
-        <w:t xml:space="preserve">We implement reasonable administrative, technical, and physical safeguards including: encryption in transit via TLS 1.3; encryption at rest for sensitive data (KYC documents stored with Google Cloud KMS); access controls restricting employee access to personal information on a need-to-know basis; mandatory two-factor authentication for all administrative accounts; regular security audits and vulnerability scanning; tokenization of payment data so raw card numbers never touch our servers; and audit logging of all administrative actions. No method of transmission or storage is 100% secure. While we strive to protect your information, we cannot guarantee absolute security.</w:t>
+        <w:t xml:space="preserve">8. Cookies and Tracking Technologies</w:t>
+      </w:r>
+    </w:p>
+    <w:p>
+      <w:pPr>
+        <w:spacing w:after="120" w:line="280"/>
+        <w:jc w:val="both"/>
+      </w:pPr>
+      <w:r>
+        <w:t xml:space="preserve">Our Service uses cookies and similar technologies in browsers and SDK identifiers in mobile apps to keep you signed in, remember your preferences (theme, language), analyze how the Service is used so we can improve it, and detect fraud and security threats. We do not use cookies for third-party advertising or behavioral profiling across other websites. You can control cookies through your browser settings, but disabling them may limit functionality.</w:t>
       </w:r>
     </w:p>
     <w:p>
@@ -1121,16 +1110,195 @@
           <w:b/>
           <w:bCs/>
         </w:rPr>
-        <w:t xml:space="preserve">9. Cookies and Tracking Technologies</w:t>
-      </w:r>
-    </w:p>
-    <w:p>
-      <w:pPr>
-        <w:spacing w:after="120" w:line="280"/>
-        <w:jc w:val="both"/>
-      </w:pPr>
-      <w:r>
-        <w:t xml:space="preserve">Our Service uses cookies and similar technologies in browsers and SDK identifiers in mobile apps to keep you signed in, remember your preferences (theme, language), analyze how the Service is used so we can improve it, and detect fraud and security threats. We do not use cookies for third-party advertising or behavioral profiling across other websites. You can control cookies through your browser settings, but disabling them may limit functionality.</w:t>
+        <w:t xml:space="preserve">9. Your Rights and Choices</w:t>
+      </w:r>
+    </w:p>
+    <w:p>
+      <w:pPr>
+        <w:pStyle w:val="Heading3"/>
+        <w:spacing w:after="80" w:before="160"/>
+      </w:pPr>
+      <w:r>
+        <w:rPr>
+          <w:b/>
+          <w:bCs/>
+        </w:rPr>
+        <w:t xml:space="preserve">9.1 All Users</w:t>
+      </w:r>
+    </w:p>
+    <w:p>
+      <w:pPr>
+        <w:pStyle w:val="ListParagraph"/>
+        <w:numPr>
+          <w:ilvl w:val="0"/>
+          <w:numId w:val="2"/>
+        </w:numPr>
+        <w:spacing w:after="80"/>
+      </w:pPr>
+      <w:r>
+        <w:rPr>
+          <w:b/>
+          <w:bCs/>
+        </w:rPr>
+        <w:t xml:space="preserve">Access</w:t>
+      </w:r>
+      <w:r>
+        <w:t xml:space="preserve"> — request a copy of the personal information we hold about you.</w:t>
+      </w:r>
+    </w:p>
+    <w:p>
+      <w:pPr>
+        <w:pStyle w:val="ListParagraph"/>
+        <w:numPr>
+          <w:ilvl w:val="0"/>
+          <w:numId w:val="2"/>
+        </w:numPr>
+        <w:spacing w:after="80"/>
+      </w:pPr>
+      <w:r>
+        <w:rPr>
+          <w:b/>
+          <w:bCs/>
+        </w:rPr>
+        <w:t xml:space="preserve">Correction</w:t>
+      </w:r>
+      <w:r>
+        <w:t xml:space="preserve"> — update inaccurate or incomplete information directly in your account settings.</w:t>
+      </w:r>
+    </w:p>
+    <w:p>
+      <w:pPr>
+        <w:pStyle w:val="ListParagraph"/>
+        <w:numPr>
+          <w:ilvl w:val="0"/>
+          <w:numId w:val="2"/>
+        </w:numPr>
+        <w:spacing w:after="80"/>
+      </w:pPr>
+      <w:r>
+        <w:rPr>
+          <w:b/>
+          <w:bCs/>
+        </w:rPr>
+        <w:t xml:space="preserve">Deletion</w:t>
+      </w:r>
+      <w:r>
+        <w:t xml:space="preserve"> — delete your account from within the app (Profile → Account Settings → Delete Account) or via the web at https://lendlovellc.com/delete-account.</w:t>
+      </w:r>
+    </w:p>
+    <w:p>
+      <w:pPr>
+        <w:pStyle w:val="ListParagraph"/>
+        <w:numPr>
+          <w:ilvl w:val="0"/>
+          <w:numId w:val="2"/>
+        </w:numPr>
+        <w:spacing w:after="80"/>
+      </w:pPr>
+      <w:r>
+        <w:rPr>
+          <w:b/>
+          <w:bCs/>
+        </w:rPr>
+        <w:t xml:space="preserve">Withdraw consent</w:t>
+      </w:r>
+      <w:r>
+        <w:t xml:space="preserve"> — where processing is based on consent, you may withdraw it at any time.</w:t>
+      </w:r>
+    </w:p>
+    <w:p>
+      <w:pPr>
+        <w:pStyle w:val="Heading3"/>
+        <w:spacing w:after="80" w:before="160"/>
+      </w:pPr>
+      <w:r>
+        <w:rPr>
+          <w:b/>
+          <w:bCs/>
+        </w:rPr>
+        <w:t xml:space="preserve">9.2 European Economic Area / UK Residents (GDPR)</w:t>
+      </w:r>
+    </w:p>
+    <w:p>
+      <w:pPr>
+        <w:spacing w:after="120" w:line="280"/>
+        <w:jc w:val="both"/>
+      </w:pPr>
+      <w:r>
+        <w:t xml:space="preserve">In addition to the above rights, you may request portability (receive your data in a machine-readable format), restriction (limit how we process your data), object to processing based on legitimate interests, and lodge a complaint with your local data-protection authority.</w:t>
+      </w:r>
+    </w:p>
+    <w:p>
+      <w:pPr>
+        <w:pStyle w:val="Heading3"/>
+        <w:spacing w:after="80" w:before="160"/>
+      </w:pPr>
+      <w:r>
+        <w:rPr>
+          <w:b/>
+          <w:bCs/>
+        </w:rPr>
+        <w:t xml:space="preserve">9.3 California Residents (CCPA / CPRA)</w:t>
+      </w:r>
+    </w:p>
+    <w:p>
+      <w:pPr>
+        <w:spacing w:after="120" w:line="280"/>
+        <w:jc w:val="both"/>
+      </w:pPr>
+      <w:r>
+        <w:t xml:space="preserve">You have the right to know what categories of personal information we collect and how it is used and shared, request deletion (subject to legal retention requirements), opt out of the sale or sharing of personal information (we do not sell personal information), limit the use of sensitive personal information, and exercise these rights without discrimination.</w:t>
+      </w:r>
+    </w:p>
+    <w:p>
+      <w:pPr>
+        <w:spacing w:after="120" w:line="280"/>
+        <w:jc w:val="both"/>
+      </w:pPr>
+      <w:r>
+        <w:t xml:space="preserve">To exercise any of these rights, contact us at support@lendlovellc.com. We may need to verify your identity before fulfilling certain requests.</w:t>
+      </w:r>
+    </w:p>
+    <w:p>
+      <w:pPr>
+        <w:pStyle w:val="Heading3"/>
+        <w:spacing w:after="80" w:before="160"/>
+      </w:pPr>
+      <w:r>
+        <w:rPr>
+          <w:b/>
+          <w:bCs/>
+        </w:rPr>
+        <w:t xml:space="preserve">9.4 Account Deletion — What Gets Deleted vs. Retained</w:t>
+      </w:r>
+    </w:p>
+    <w:p>
+      <w:pPr>
+        <w:spacing w:after="120" w:line="280"/>
+        <w:jc w:val="both"/>
+      </w:pPr>
+      <w:r>
+        <w:t xml:space="preserve">When you delete your account, we </w:t>
+      </w:r>
+      <w:r>
+        <w:rPr>
+          <w:b/>
+          <w:bCs/>
+        </w:rPr>
+        <w:t xml:space="preserve">delete</w:t>
+      </w:r>
+      <w:r>
+        <w:t xml:space="preserve"> your profile information (name, email, phone, address), KYC documents (after the 5-year AML retention period), profile photos and signatures, saved payment methods (tokens revoked with payment processor), push notification tokens, and chat message contents. We </w:t>
+      </w:r>
+      <w:r>
+        <w:rPr>
+          <w:b/>
+          <w:bCs/>
+        </w:rPr>
+        <w:t xml:space="preserve">retain (anonymized)</w:t>
+      </w:r>
+      <w:r>
+        <w:t xml:space="preserve"> loan records (required by federal lending law for 7 years), signed agreements with your name redacted (required for audit), and transaction history (required for tax and regulatory reporting). This balance allows us to honor your right to deletion while complying with mandatory recordkeeping obligations.</w:t>
       </w:r>
     </w:p>
     <w:p>
@@ -1143,195 +1311,16 @@
           <w:b/>
           <w:bCs/>
         </w:rPr>
-        <w:t xml:space="preserve">10. Your Rights and Choices</w:t>
-      </w:r>
-    </w:p>
-    <w:p>
-      <w:pPr>
-        <w:pStyle w:val="Heading3"/>
-        <w:spacing w:after="80" w:before="160"/>
-      </w:pPr>
-      <w:r>
-        <w:rPr>
-          <w:b/>
-          <w:bCs/>
-        </w:rPr>
-        <w:t xml:space="preserve">10.1 All Users</w:t>
-      </w:r>
-    </w:p>
-    <w:p>
-      <w:pPr>
-        <w:pStyle w:val="ListParagraph"/>
-        <w:numPr>
-          <w:ilvl w:val="0"/>
-          <w:numId w:val="2"/>
-        </w:numPr>
-        <w:spacing w:after="80"/>
-      </w:pPr>
-      <w:r>
-        <w:rPr>
-          <w:b/>
-          <w:bCs/>
-        </w:rPr>
-        <w:t xml:space="preserve">Access</w:t>
-      </w:r>
-      <w:r>
-        <w:t xml:space="preserve"> — request a copy of the personal information we hold about you.</w:t>
-      </w:r>
-    </w:p>
-    <w:p>
-      <w:pPr>
-        <w:pStyle w:val="ListParagraph"/>
-        <w:numPr>
-          <w:ilvl w:val="0"/>
-          <w:numId w:val="2"/>
-        </w:numPr>
-        <w:spacing w:after="80"/>
-      </w:pPr>
-      <w:r>
-        <w:rPr>
-          <w:b/>
-          <w:bCs/>
-        </w:rPr>
-        <w:t xml:space="preserve">Correction</w:t>
-      </w:r>
-      <w:r>
-        <w:t xml:space="preserve"> — update inaccurate or incomplete information directly in your account settings.</w:t>
-      </w:r>
-    </w:p>
-    <w:p>
-      <w:pPr>
-        <w:pStyle w:val="ListParagraph"/>
-        <w:numPr>
-          <w:ilvl w:val="0"/>
-          <w:numId w:val="2"/>
-        </w:numPr>
-        <w:spacing w:after="80"/>
-      </w:pPr>
-      <w:r>
-        <w:rPr>
-          <w:b/>
-          <w:bCs/>
-        </w:rPr>
-        <w:t xml:space="preserve">Deletion</w:t>
-      </w:r>
-      <w:r>
-        <w:t xml:space="preserve"> — delete your account from within the app (Profile → Account Settings → Delete Account) or via the web at https://lendlovellc.com/delete-account.</w:t>
-      </w:r>
-    </w:p>
-    <w:p>
-      <w:pPr>
-        <w:pStyle w:val="ListParagraph"/>
-        <w:numPr>
-          <w:ilvl w:val="0"/>
-          <w:numId w:val="2"/>
-        </w:numPr>
-        <w:spacing w:after="80"/>
-      </w:pPr>
-      <w:r>
-        <w:rPr>
-          <w:b/>
-          <w:bCs/>
-        </w:rPr>
-        <w:t xml:space="preserve">Withdraw consent</w:t>
-      </w:r>
-      <w:r>
-        <w:t xml:space="preserve"> — where processing is based on consent, you may withdraw it at any time.</w:t>
-      </w:r>
-    </w:p>
-    <w:p>
-      <w:pPr>
-        <w:pStyle w:val="Heading3"/>
-        <w:spacing w:after="80" w:before="160"/>
-      </w:pPr>
-      <w:r>
-        <w:rPr>
-          <w:b/>
-          <w:bCs/>
-        </w:rPr>
-        <w:t xml:space="preserve">10.2 European Economic Area / UK Residents (GDPR)</w:t>
-      </w:r>
-    </w:p>
-    <w:p>
-      <w:pPr>
-        <w:spacing w:after="120" w:line="280"/>
-        <w:jc w:val="both"/>
-      </w:pPr>
-      <w:r>
-        <w:t xml:space="preserve">In addition to the above rights, you may request portability (receive your data in a machine-readable format), restriction (limit how we process your data), object to processing based on legitimate interests, and lodge a complaint with your local data-protection authority.</w:t>
-      </w:r>
-    </w:p>
-    <w:p>
-      <w:pPr>
-        <w:pStyle w:val="Heading3"/>
-        <w:spacing w:after="80" w:before="160"/>
-      </w:pPr>
-      <w:r>
-        <w:rPr>
-          <w:b/>
-          <w:bCs/>
-        </w:rPr>
-        <w:t xml:space="preserve">10.3 California Residents (CCPA / CPRA)</w:t>
-      </w:r>
-    </w:p>
-    <w:p>
-      <w:pPr>
-        <w:spacing w:after="120" w:line="280"/>
-        <w:jc w:val="both"/>
-      </w:pPr>
-      <w:r>
-        <w:t xml:space="preserve">You have the right to know what categories of personal information we collect and how it is used and shared, request deletion (subject to legal retention requirements), opt out of the sale or sharing of personal information (we do not sell personal information), limit the use of sensitive personal information, and exercise these rights without discrimination.</w:t>
-      </w:r>
-    </w:p>
-    <w:p>
-      <w:pPr>
-        <w:spacing w:after="120" w:line="280"/>
-        <w:jc w:val="both"/>
-      </w:pPr>
-      <w:r>
-        <w:t xml:space="preserve">To exercise any of these rights, contact us at privacy@lendlovellc.com. We may need to verify your identity before fulfilling certain requests.</w:t>
-      </w:r>
-    </w:p>
-    <w:p>
-      <w:pPr>
-        <w:pStyle w:val="Heading3"/>
-        <w:spacing w:after="80" w:before="160"/>
-      </w:pPr>
-      <w:r>
-        <w:rPr>
-          <w:b/>
-          <w:bCs/>
-        </w:rPr>
-        <w:t xml:space="preserve">10.4 Account Deletion — What Gets Deleted vs. Retained</w:t>
-      </w:r>
-    </w:p>
-    <w:p>
-      <w:pPr>
-        <w:spacing w:after="120" w:line="280"/>
-        <w:jc w:val="both"/>
-      </w:pPr>
-      <w:r>
-        <w:t xml:space="preserve">When you delete your account, we </w:t>
-      </w:r>
-      <w:r>
-        <w:rPr>
-          <w:b/>
-          <w:bCs/>
-        </w:rPr>
-        <w:t xml:space="preserve">delete</w:t>
-      </w:r>
-      <w:r>
-        <w:t xml:space="preserve"> your profile information (name, email, phone, address), KYC documents (after the 5-year AML retention period), profile photos and signatures, saved payment methods (tokens revoked with payment processor), push notification tokens, and chat message contents. We </w:t>
-      </w:r>
-      <w:r>
-        <w:rPr>
-          <w:b/>
-          <w:bCs/>
-        </w:rPr>
-        <w:t xml:space="preserve">retain (anonymized)</w:t>
-      </w:r>
-      <w:r>
-        <w:t xml:space="preserve"> loan records (required by federal lending law for 7 years), signed agreements with your name redacted (required for audit), and transaction history (required for tax and regulatory reporting). This balance allows us to honor your right to deletion while complying with mandatory recordkeeping obligations.</w:t>
+        <w:t xml:space="preserve">10. Children's Privacy</w:t>
+      </w:r>
+    </w:p>
+    <w:p>
+      <w:pPr>
+        <w:spacing w:after="120" w:line="280"/>
+        <w:jc w:val="both"/>
+      </w:pPr>
+      <w:r>
+        <w:t xml:space="preserve">The Service is not intended for individuals under the age of 18. We do not knowingly collect personal information from anyone under 18. If you believe we have collected information from someone under 18, please contact us at support@lendlovellc.com and we will delete it promptly.</w:t>
       </w:r>
     </w:p>
     <w:p>
@@ -1344,16 +1333,16 @@
           <w:b/>
           <w:bCs/>
         </w:rPr>
-        <w:t xml:space="preserve">11. Children's Privacy</w:t>
-      </w:r>
-    </w:p>
-    <w:p>
-      <w:pPr>
-        <w:spacing w:after="120" w:line="280"/>
-        <w:jc w:val="both"/>
-      </w:pPr>
-      <w:r>
-        <w:t xml:space="preserve">The Service is not intended for individuals under the age of 18. We do not knowingly collect personal information from anyone under 18. If you believe we have collected information from someone under 18, please contact us at privacy@lendlovellc.com and we will delete it promptly.</w:t>
+        <w:t xml:space="preserve">11. Third-Party Links and Services</w:t>
+      </w:r>
+    </w:p>
+    <w:p>
+      <w:pPr>
+        <w:spacing w:after="120" w:line="280"/>
+        <w:jc w:val="both"/>
+      </w:pPr>
+      <w:r>
+        <w:t xml:space="preserve">Our Service may contain links to third-party websites, products, or services we do not control. Those services have their own privacy policies, and we are not responsible for their practices.</w:t>
       </w:r>
     </w:p>
     <w:p>
@@ -1366,16 +1355,16 @@
           <w:b/>
           <w:bCs/>
         </w:rPr>
-        <w:t xml:space="preserve">12. Third-Party Links and Services</w:t>
-      </w:r>
-    </w:p>
-    <w:p>
-      <w:pPr>
-        <w:spacing w:after="120" w:line="280"/>
-        <w:jc w:val="both"/>
-      </w:pPr>
-      <w:r>
-        <w:t xml:space="preserve">Our Service may contain links to third-party websites, products, or services we do not control. Those services have their own privacy policies, and we are not responsible for their practices.</w:t>
+        <w:t xml:space="preserve">12. Notice of Financial-Information Practices (Gramm-Leach-Bliley Act)</w:t>
+      </w:r>
+    </w:p>
+    <w:p>
+      <w:pPr>
+        <w:spacing w:after="120" w:line="280"/>
+        <w:jc w:val="both"/>
+      </w:pPr>
+      <w:r>
+        <w:t xml:space="preserve">As a financial-services platform, we are subject to the Gramm-Leach-Bliley Act ("GLBA"). We collect and share nonpublic personal information only as described in this Privacy Policy and only as permitted by GLBA. You have the right to opt out of certain sharing, though most of our sharing falls under permitted exceptions for processing transactions, regulatory compliance, and security.</w:t>
       </w:r>
     </w:p>
     <w:p>
@@ -1388,16 +1377,16 @@
           <w:b/>
           <w:bCs/>
         </w:rPr>
-        <w:t xml:space="preserve">13. Notice of Financial-Information Practices (Gramm-Leach-Bliley Act)</w:t>
-      </w:r>
-    </w:p>
-    <w:p>
-      <w:pPr>
-        <w:spacing w:after="120" w:line="280"/>
-        <w:jc w:val="both"/>
-      </w:pPr>
-      <w:r>
-        <w:t xml:space="preserve">As a financial-services platform, we are subject to the Gramm-Leach-Bliley Act ("GLBA"). We collect and share nonpublic personal information only as described in this Privacy Policy and only as permitted by GLBA. You have the right to opt out of certain sharing, though most of our sharing falls under permitted exceptions for processing transactions, regulatory compliance, and security.</w:t>
+        <w:t xml:space="preserve">13. Updates to This Privacy Policy</w:t>
+      </w:r>
+    </w:p>
+    <w:p>
+      <w:pPr>
+        <w:spacing w:after="120" w:line="280"/>
+        <w:jc w:val="both"/>
+      </w:pPr>
+      <w:r>
+        <w:t xml:space="preserve">We may update this Privacy Policy from time to time. When we make material changes, we will update the "Last Updated" date at the top of this document, provide notice through the app or by email if the change is significant, and obtain your consent if required by law. Your continued use of the Service after the effective date of an updated Privacy Policy constitutes your acceptance of the changes.</w:t>
       </w:r>
     </w:p>
     <w:p>
@@ -1410,38 +1399,16 @@
           <w:b/>
           <w:bCs/>
         </w:rPr>
-        <w:t xml:space="preserve">14. Updates to This Privacy Policy</w:t>
-      </w:r>
-    </w:p>
-    <w:p>
-      <w:pPr>
-        <w:spacing w:after="120" w:line="280"/>
-        <w:jc w:val="both"/>
-      </w:pPr>
-      <w:r>
-        <w:t xml:space="preserve">We may update this Privacy Policy from time to time. When we make material changes, we will update the "Last Updated" date at the top of this document, provide notice through the app or by email if the change is significant, and obtain your consent if required by law. Your continued use of the Service after the effective date of an updated Privacy Policy constitutes your acceptance of the changes.</w:t>
-      </w:r>
-    </w:p>
-    <w:p>
-      <w:pPr>
-        <w:pStyle w:val="Heading2"/>
-        <w:spacing w:after="100" w:before="220"/>
-      </w:pPr>
-      <w:r>
-        <w:rPr>
-          <w:b/>
-          <w:bCs/>
-        </w:rPr>
-        <w:t xml:space="preserve">15. Contact Us</w:t>
-      </w:r>
-    </w:p>
-    <w:p>
-      <w:pPr>
-        <w:spacing w:after="120" w:line="280"/>
-        <w:jc w:val="both"/>
-      </w:pPr>
-      <w:r>
-        <w:t xml:space="preserve">If you have questions about this Privacy Policy or our data practices, please contact our Data Protection Officer:</w:t>
+        <w:t xml:space="preserve">14. Contact Us</w:t>
+      </w:r>
+    </w:p>
+    <w:p>
+      <w:pPr>
+        <w:spacing w:after="120" w:line="280"/>
+        <w:jc w:val="both"/>
+      </w:pPr>
+      <w:r>
+        <w:t xml:space="preserve">If you have questions about this Privacy Policy or our data practices, please contact us:</w:t>
       </w:r>
     </w:p>
     <w:p>
@@ -1463,58 +1430,7 @@
         <w:jc w:val="both"/>
       </w:pPr>
       <w:r>
-        <w:rPr>
-          <w:b/>
-          <w:bCs/>
-          <w:color w:val="C00000"/>
-        </w:rPr>
-        <w:t xml:space="preserve">[STREET ADDRESS TO BE INSERTED]</w:t>
-      </w:r>
-    </w:p>
-    <w:p>
-      <w:pPr>
-        <w:spacing w:after="120" w:line="280"/>
-        <w:jc w:val="both"/>
-      </w:pPr>
-      <w:r>
-        <w:rPr>
-          <w:b/>
-          <w:bCs/>
-          <w:color w:val="C00000"/>
-        </w:rPr>
-        <w:t xml:space="preserve">[CITY, STATE, ZIP CODE]</w:t>
-      </w:r>
-    </w:p>
-    <w:p>
-      <w:pPr>
-        <w:spacing w:after="120" w:line="280"/>
-        <w:jc w:val="both"/>
-      </w:pPr>
-      <w:r>
-        <w:rPr>
-          <w:b/>
-          <w:bCs/>
-          <w:color w:val="C00000"/>
-        </w:rPr>
-        <w:t xml:space="preserve">[COUNTRY]</w:t>
-      </w:r>
-    </w:p>
-    <w:p>
-      <w:pPr>
-        <w:spacing w:after="120" w:line="280"/>
-        <w:jc w:val="both"/>
-      </w:pPr>
-      <w:r>
-        <w:t xml:space="preserve">Privacy email: privacy@lendlovellc.com</w:t>
-      </w:r>
-    </w:p>
-    <w:p>
-      <w:pPr>
-        <w:spacing w:after="120" w:line="280"/>
-        <w:jc w:val="both"/>
-      </w:pPr>
-      <w:r>
-        <w:t xml:space="preserve">General Support: support@lendlovellc.com</w:t>
+        <w:t xml:space="preserve">Support: support@lendlovellc.com</w:t>
       </w:r>
     </w:p>
     <w:p>
@@ -1524,26 +1440,6 @@
       </w:pPr>
       <w:r>
         <w:t xml:space="preserve">Web: https://lendlovellc.com</w:t>
-      </w:r>
-    </w:p>
-    <w:p>
-      <w:pPr>
-        <w:spacing w:after="120" w:line="280"/>
-        <w:jc w:val="both"/>
-      </w:pPr>
-      <w:r>
-        <w:t xml:space="preserve">For EU/EEA / UK residents, our EU Representative is </w:t>
-      </w:r>
-      <w:r>
-        <w:rPr>
-          <w:b/>
-          <w:bCs/>
-          <w:color w:val="C00000"/>
-        </w:rPr>
-        <w:t xml:space="preserve">[TO BE INSERTED IF REQUIRED]</w:t>
-      </w:r>
-      <w:r>
-        <w:t xml:space="preserve">.</w:t>
       </w:r>
     </w:p>
     <w:p>
